--- a/spa/docx/55.content.docx
+++ b/spa/docx/55.content.docx
@@ -214,7 +214,7 @@
         <w:rPr>
           <w:lang w:val="es_ES" w:bidi="es_ES"/>
         </w:rPr>
-        <w:t xml:space="preserve"> Pablo, apóstol de Cristo Jesús por la voluntad de Dios, conforme a la promesa de vida que tenemos en Cristo Jesús,</w:t>
+        <w:t xml:space="preserve"> Yo, Pablo, soy apóstol de Cristo Jesús por la voluntad de Dios, conforme a la promesa de vida que tenemos en Cristo Jesús. Escribo</w:t>
       </w:r>
     </w:p>
     <w:p>
@@ -235,7 +235,7 @@
         <w:rPr>
           <w:lang w:val="es_ES" w:bidi="es_ES"/>
         </w:rPr>
-        <w:t xml:space="preserve"> a Timoteo, mi amado hijo: Que Dios el Padre y Cristo Jesús nuestro Señor te concedan gracia, misericordia y paz.</w:t>
+        <w:t xml:space="preserve"> a Timoteo, mi amado hijo. Que Dios el Padre y Cristo Jesús nuestro Señor te concedan gracia, misericordia y paz.</w:t>
       </w:r>
     </w:p>
     <w:p>
@@ -361,7 +361,7 @@
         <w:rPr>
           <w:lang w:val="es_ES" w:bidi="es_ES"/>
         </w:rPr>
-        <w:t xml:space="preserve"> Por eso, no te avergüences de dar testimonio de nuestro Señor ni de mí, que estoy preso por él. Al contrario, con el poder de Dios, tú también has de compartir estos sufrimientos por el evangelio.</w:t>
+        <w:t xml:space="preserve"> Por eso, no te avergüences de dar testimonio de nuestro Señor ni de mí, que estoy preso por él. Al contrario, con el poder de Dios, tú también has de compartir estos sufrimientos por las buenas noticias.</w:t>
       </w:r>
     </w:p>
     <w:p>
@@ -403,7 +403,7 @@
         <w:rPr>
           <w:lang w:val="es_ES" w:bidi="es_ES"/>
         </w:rPr>
-        <w:t xml:space="preserve"> Esto se manifestó ahora con la venida de nuestro Salvador Cristo Jesús, quien destruyó la muerte y sacó a la luz la vida y la inmortalidad por medio del evangelio.</w:t>
+        <w:t xml:space="preserve"> Esto se manifestó ahora con la venida de nuestro Salvador Cristo Jesús, quien destruyó la muerte y sacó a la luz la vida y la inmortalidad por medio de las buenas noticias.</w:t>
       </w:r>
     </w:p>
     <w:p>
@@ -424,7 +424,7 @@
         <w:rPr>
           <w:lang w:val="es_ES" w:bidi="es_ES"/>
         </w:rPr>
-        <w:t xml:space="preserve"> Dios me nombró proclamador, apóstol y maestro de este evangelio.</w:t>
+        <w:t xml:space="preserve"> Dios me nombró proclamador, apóstol y maestro de las buenas noticias.</w:t>
       </w:r>
     </w:p>
     <w:p>
@@ -445,7 +445,7 @@
         <w:rPr>
           <w:lang w:val="es_ES" w:bidi="es_ES"/>
         </w:rPr>
-        <w:t xml:space="preserve"> Por eso sufro estas cosas. Pero no me avergüenzo, porque sé en quién he puesto mi confianza, y estoy convencido de que él tiene poder para guardar lo que me ha confiado hasta aquel día.</w:t>
+        <w:t xml:space="preserve"> Por eso sufro estas cosas. Pero no me avergüenzo, porque sé en quién he puesto mi confianza. Estoy convencido de que él tiene poder para guardar lo que me ha confiado hasta aquel día.</w:t>
       </w:r>
     </w:p>
     <w:p>
@@ -466,7 +466,7 @@
         <w:rPr>
           <w:lang w:val="es_ES" w:bidi="es_ES"/>
         </w:rPr>
-        <w:t xml:space="preserve"> Toma como modelo las sanas enseñanzas que has oído de mí, con la fe y el amor que están en Cristo Jesús.</w:t>
+        <w:t xml:space="preserve"> Toma como modelo las enseñanzas que sanan y que hacen bien. Las has oído de mí. Tómalas con la fe y el amor que están en Cristo Jesús.</w:t>
       </w:r>
     </w:p>
     <w:p>
@@ -629,7 +629,7 @@
         <w:rPr>
           <w:lang w:val="es_ES" w:bidi="es_ES"/>
         </w:rPr>
-        <w:t xml:space="preserve"> Lo que me has oído decir ante muchos testigos, confíalo a creyentes fieles que sean capaces de enseñarlo también a otros.</w:t>
+        <w:t xml:space="preserve"> Lo que me has oído decir ante muchos testigos, confíalo a creyentes fieles. Deben ser capaces de enseñarlo también a otros.</w:t>
       </w:r>
     </w:p>
     <w:p>
@@ -755,7 +755,7 @@
         <w:rPr>
           <w:lang w:val="es_ES" w:bidi="es_ES"/>
         </w:rPr>
-        <w:t xml:space="preserve"> Recuerda a Jesucristo, descendiente de David, resucitado de entre los muertos. Este es mi evangelio,</w:t>
+        <w:t xml:space="preserve"> Recuerda a Jesucristo, descendiente de David, resucitado de entre los muertos. Estas son las buenas noticias que predico,</w:t>
       </w:r>
     </w:p>
     <w:p>
@@ -776,7 +776,7 @@
         <w:rPr>
           <w:lang w:val="es_ES" w:bidi="es_ES"/>
         </w:rPr>
-        <w:t xml:space="preserve"> por el cual sufro hasta el punto de estar encadenado como un criminal. Pero la palabra de Dios no está encadenada.</w:t>
+        <w:t xml:space="preserve"> por las cuales sufro hasta el punto de estar encadenado como un criminal. Pero la palabra de Dios no está encadenada.</w:t>
       </w:r>
     </w:p>
     <w:p>
@@ -797,7 +797,7 @@
         <w:rPr>
           <w:lang w:val="es_ES" w:bidi="es_ES"/>
         </w:rPr>
-        <w:t xml:space="preserve"> Por eso, todo lo soporto por amor a los elegidos, para que ellos también alcancen la salvación que está en Cristo Jesús, que es una salvación gloriosa y eterna.</w:t>
+        <w:t xml:space="preserve"> Por eso, todo lo soporto por amor a los elegidos, para que ellos también alcancen la salvación que está en Cristo Jesús. Es una salvación gloriosa y eterna.</w:t>
       </w:r>
     </w:p>
     <w:p>
@@ -818,7 +818,7 @@
         <w:rPr>
           <w:lang w:val="es_ES" w:bidi="es_ES"/>
         </w:rPr>
-        <w:t xml:space="preserve"> Este mensaje es digno de crédito:Si morimos con él, también viviremos con él.</w:t>
+        <w:t xml:space="preserve"> Este mensaje es digno de crédito: “Si morimos con él, también viviremos con él.</w:t>
       </w:r>
     </w:p>
     <w:p>
@@ -839,7 +839,7 @@
         <w:rPr>
           <w:lang w:val="es_ES" w:bidi="es_ES"/>
         </w:rPr>
-        <w:t xml:space="preserve"> Si resistimos, también reinaremos con él;si lo negamos, él también nos negará.</w:t>
+        <w:t xml:space="preserve"> Si resistimos, también reinaremos con él; si lo negamos, él también nos negará.</w:t>
       </w:r>
     </w:p>
     <w:p>
@@ -860,7 +860,7 @@
         <w:rPr>
           <w:lang w:val="es_ES" w:bidi="es_ES"/>
         </w:rPr>
-        <w:t xml:space="preserve"> Si somos infieles, él permanece fiel, porque él no puede negarse a sí mismo.</w:t>
+        <w:t xml:space="preserve"> Si somos infieles, él permanece fiel, porque él no puede negarse a sí mismo”.</w:t>
       </w:r>
     </w:p>
     <w:p>
@@ -881,7 +881,7 @@
         <w:rPr>
           <w:lang w:val="es_ES" w:bidi="es_ES"/>
         </w:rPr>
-        <w:t xml:space="preserve"> Recuérdales estas cosas. Adviérteles delante de Dios que no discutan sobre palabras, pues eso no sirve de nada y solo causa daño a los que escuchan.</w:t>
+        <w:t xml:space="preserve"> Recuérdales estas cosas. Adviérteles delante de Dios que no discutan sobre palabras. Eso no sirve de nada y solo causa daño a los que escuchan.</w:t>
       </w:r>
     </w:p>
     <w:p>
@@ -923,7 +923,7 @@
         <w:rPr>
           <w:lang w:val="es_ES" w:bidi="es_ES"/>
         </w:rPr>
-        <w:t xml:space="preserve"> Evita las discusiones profanas, porque los que se dedican a ellas se alejan cada vez más de Dios.</w:t>
+        <w:t xml:space="preserve"> Evita las discusiones inútiles y tontas. Los que se dedican a ellas se alejan cada vez más de Dios.</w:t>
       </w:r>
     </w:p>
     <w:p>
@@ -965,7 +965,7 @@
         <w:rPr>
           <w:lang w:val="es_ES" w:bidi="es_ES"/>
         </w:rPr>
-        <w:t xml:space="preserve"> que se desviaron de la verdad. Andan diciendo que la resurrección ya tuvo lugar, y con eso han destruido la fe de algunos.</w:t>
+        <w:t xml:space="preserve"> que se desviaron de la verdad. Andan diciendo que la resurrección ya tuvo lugar. Con eso han destruido la fe de algunos.</w:t>
       </w:r>
     </w:p>
     <w:p>
@@ -986,7 +986,7 @@
         <w:rPr>
           <w:lang w:val="es_ES" w:bidi="es_ES"/>
         </w:rPr>
-        <w:t xml:space="preserve"> Sin embargo, el fundamento de Dios permanece firme, sellado con esta inscripción: «El Señor conoce a los suyos», y: «Que se aparte de la maldad todo el que invoca el nombre del Señor».</w:t>
+        <w:t xml:space="preserve"> Sin embargo, el fundamento de Dios permanece firme. Está sellado con esta inscripción: “El Señor conoce a los suyos”, y: “Que se aparte de la maldad todo el que invoca el nombre del Señor”.</w:t>
       </w:r>
     </w:p>
     <w:p>
@@ -1028,7 +1028,7 @@
         <w:rPr>
           <w:lang w:val="es_ES" w:bidi="es_ES"/>
         </w:rPr>
-        <w:t xml:space="preserve"> Si te mantienes limpio, serás un utensilio especial, consagrado y útil para el Señor, dispuesto para toda buena obra.</w:t>
+        <w:t xml:space="preserve"> Si te mantienes puro, serás un utensilio especial. Serás consagrado y útil para el Señor, dispuesto para toda buena obra.</w:t>
       </w:r>
     </w:p>
     <w:p>
@@ -1112,7 +1112,7 @@
         <w:rPr>
           <w:lang w:val="es_ES" w:bidi="es_ES"/>
         </w:rPr>
-        <w:t xml:space="preserve"> Debe corregir con mansedumbre a los que se oponen, con la esperanza de que Dios les conceda el arrepentimiento para que conozcan la verdad,</w:t>
+        <w:t xml:space="preserve"> Debe corregir con mansedumbre a los que se oponen. Debe hacerlo con la esperanza de que Dios les conceda el arrepentimiento para que conozcan la verdad.</w:t>
       </w:r>
     </w:p>
     <w:p>
@@ -1133,7 +1133,7 @@
         <w:rPr>
           <w:lang w:val="es_ES" w:bidi="es_ES"/>
         </w:rPr>
-        <w:t xml:space="preserve"> para que despierten y puedan escapar de la trampa del diablo, que los tiene cautivos para hacer su voluntad.</w:t>
+        <w:t xml:space="preserve"> Debe hacerlo esperando que despierten y puedan escapar de la trampa del diablo, que los tiene cautivos para hacer su voluntad.</w:t>
       </w:r>
     </w:p>
     <w:p>
@@ -1233,7 +1233,7 @@
         <w:rPr>
           <w:lang w:val="es_ES" w:bidi="es_ES"/>
         </w:rPr>
-        <w:t xml:space="preserve"> Serán traidoras, impulsivas, engreídas y amarán más los placeres que a Dios.</w:t>
+        <w:t xml:space="preserve"> Serán traidoras, impulsivas y engreídas. Amarán más los placeres que a Dios.</w:t>
       </w:r>
     </w:p>
     <w:p>
@@ -1254,7 +1254,7 @@
         <w:rPr>
           <w:lang w:val="es_ES" w:bidi="es_ES"/>
         </w:rPr>
-        <w:t xml:space="preserve"> Aparentarán ser piadosas, pero negarán el poder de la piedad. Aléjate de esa gente.</w:t>
+        <w:t xml:space="preserve"> Aparentarán ser obedientes a Dios, pero negarán el poder capaz de hacerlos obedientes. Aléjate de esa gente.</w:t>
       </w:r>
     </w:p>
     <w:p>
@@ -1401,7 +1401,7 @@
         <w:rPr>
           <w:lang w:val="es_ES" w:bidi="es_ES"/>
         </w:rPr>
-        <w:t xml:space="preserve"> Todos los que quieran vivir piadosamente en Cristo Jesús sufrirán persecución.</w:t>
+        <w:t xml:space="preserve"> Todos los que quieran vivir una vida entregada a Cristo Jesús sufrirán persecución.</w:t>
       </w:r>
     </w:p>
     <w:p>
@@ -1422,7 +1422,7 @@
         <w:rPr>
           <w:lang w:val="es_ES" w:bidi="es_ES"/>
         </w:rPr>
-        <w:t xml:space="preserve"> Pero los malvados y los impostores irán de mal en peor. Sededicarán a engañar a otros y ellos mismos serán engañados.</w:t>
+        <w:t xml:space="preserve"> Pero los malvados y los impostores irán de mal en peor. Se dedicarán a engañar a otros y ellos mismos serán engañados.</w:t>
       </w:r>
     </w:p>
     <w:p>
@@ -1464,7 +1464,7 @@
         <w:rPr>
           <w:lang w:val="es_ES" w:bidi="es_ES"/>
         </w:rPr>
-        <w:t xml:space="preserve"> Desde niño conoces las Sagradas Escrituras, que pueden darte la sabiduría necesaria para la salvación mediante la fe en Cristo Jesús.</w:t>
+        <w:t xml:space="preserve"> Desde niño conoces las Sagradas Escrituras. Pueden darte la sabiduría necesaria para la salvación mediante la fe en Cristo Jesús.</w:t>
       </w:r>
     </w:p>
     <w:p>
@@ -1485,7 +1485,7 @@
         <w:rPr>
           <w:lang w:val="es_ES" w:bidi="es_ES"/>
         </w:rPr>
-        <w:t xml:space="preserve"> Toda la Escritura es inspirada por Dios y es útil para enseñar, para reprender, para corregir y para instruir en la justicia,</w:t>
+        <w:t xml:space="preserve"> Toda la Escritura es inspirada por Dios. Es útil para enseñar, para reprender, para corregir y para instruir en la justicia.</w:t>
       </w:r>
     </w:p>
     <w:p>
@@ -1506,7 +1506,7 @@
         <w:rPr>
           <w:lang w:val="es_ES" w:bidi="es_ES"/>
         </w:rPr>
-        <w:t xml:space="preserve"> a fin de que el siervo de Dios esté completamente capacitado para toda buena obra.</w:t>
+        <w:t xml:space="preserve"> Es así a fin de que el siervo de Dios esté completamente capacitado para toda buena obra.</w:t>
       </w:r>
     </w:p>
     <w:p>
@@ -1543,7 +1543,7 @@
         <w:rPr>
           <w:lang w:val="es_ES" w:bidi="es_ES"/>
         </w:rPr>
-        <w:t xml:space="preserve"> Por lo tanto, te encargo solemnemente ante Dios y ante Cristo Jesús, quien juzgará a los vivos y a los muertos cuando venga en su reino:</w:t>
+        <w:t xml:space="preserve"> Cristo Jesús juzgará a los vivos y a los muertos cuando venga en su reino. Por lo tanto, solemnemente ante él y ante Dios te encargo lo siguiente.</w:t>
       </w:r>
     </w:p>
     <w:p>
@@ -1564,7 +1564,7 @@
         <w:rPr>
           <w:lang w:val="es_ES" w:bidi="es_ES"/>
         </w:rPr>
-        <w:t xml:space="preserve"> Predica la palabra, persevera en ello, sea o no sea oportuno. Corrige, reprende y anima con mucha paciencia, sin dejar de enseñar.</w:t>
+        <w:t xml:space="preserve"> Predica la palabra y persevera en ello, sea o no sea oportuno. Corrige, reprende y anima con mucha paciencia, sin dejar de enseñar.</w:t>
       </w:r>
     </w:p>
     <w:p>
@@ -1585,7 +1585,7 @@
         <w:rPr>
           <w:lang w:val="es_ES" w:bidi="es_ES"/>
         </w:rPr>
-        <w:t xml:space="preserve"> Llegará el momento en que la gente no soportará la sana enseñanza, sino que se dejará llevar por sus propios deseos y se rodeará de maestros que les digan lo que quieren oír.</w:t>
+        <w:t xml:space="preserve"> Llegará el momento en que la gente no soportará la enseñanza que sana y hace bien. En cambio, se dejará llevar por sus propios deseos y se rodeará de maestros que les digan lo que quieren oír.</w:t>
       </w:r>
     </w:p>
     <w:p>
@@ -1627,7 +1627,7 @@
         <w:rPr>
           <w:lang w:val="es_ES" w:bidi="es_ES"/>
         </w:rPr>
-        <w:t xml:space="preserve"> Pero tú mantente alerta en toda situación, soporta las dificultades, dedica tiempo y esfuerzo a evangelizar, cumple con los deberes de tu ministerio.</w:t>
+        <w:t xml:space="preserve"> Pero tú mantente alerta en toda situación. Soporta las dificultades, dedica tiempo y esfuerzo a evangelizar y cumple con los deberes de tu ministerio.</w:t>
       </w:r>
     </w:p>
     <w:p>
@@ -1669,7 +1669,7 @@
         <w:rPr>
           <w:lang w:val="es_ES" w:bidi="es_ES"/>
         </w:rPr>
-        <w:t xml:space="preserve"> He peleado la buena batalla, he terminado la carrera, he guardado la fe.</w:t>
+        <w:t xml:space="preserve"> He peleado la buena batalla. He terminado la carrera y he guardado la fe.</w:t>
       </w:r>
     </w:p>
     <w:p>
@@ -1690,7 +1690,7 @@
         <w:rPr>
           <w:lang w:val="es_ES" w:bidi="es_ES"/>
         </w:rPr>
-        <w:t xml:space="preserve"> Ahora me espera la corona de justicia que el Señor, el juez justo, me dará en aquel día. Y no solo a mí, sino también a todos los que han esperado con amor su venida.</w:t>
+        <w:t xml:space="preserve"> Ahora me espera la corona de justicia que el Señor, el juez justo, me dará en aquel día. Y la dará no solo a mí, sino también a todos los que han esperado con amor su venida.</w:t>
       </w:r>
     </w:p>
     <w:p>
@@ -1711,7 +1711,7 @@
         <w:rPr>
           <w:lang w:val="es_ES" w:bidi="es_ES"/>
         </w:rPr>
-        <w:t xml:space="preserve"> Haz todo lo posible por venir pronto a verme,</w:t>
+        <w:t xml:space="preserve"> Haz todo lo posible por venir pronto a verme.</w:t>
       </w:r>
     </w:p>
     <w:p>
@@ -1732,7 +1732,7 @@
         <w:rPr>
           <w:lang w:val="es_ES" w:bidi="es_ES"/>
         </w:rPr>
-        <w:t xml:space="preserve"> porque Demas me abandonó por amor a este mundo y se fue a Tesalónica. Crescente se fue a Galacia y Tito a Dalmacia.</w:t>
+        <w:t xml:space="preserve"> Demas me abandonó por amor a este mundo y se fue a Tesalónica. Crescente se fue a Galacia y Tito a Dalmacia.</w:t>
       </w:r>
     </w:p>
     <w:p>
@@ -1816,7 +1816,7 @@
         <w:rPr>
           <w:lang w:val="es_ES" w:bidi="es_ES"/>
         </w:rPr>
-        <w:t xml:space="preserve"> Alejandro el herrero me ha causado mucho daño. Que el Señor le pague conforme a sus obras.</w:t>
+        <w:t xml:space="preserve"> El herrero Alejandro me ha causado mucho daño. Que el Señor le pague conforme a sus obras.</w:t>
       </w:r>
     </w:p>
     <w:p>
@@ -1879,7 +1879,7 @@
         <w:rPr>
           <w:lang w:val="es_ES" w:bidi="es_ES"/>
         </w:rPr>
-        <w:t xml:space="preserve"> Pero el Señor estuvo a mi lado y me dio fuerzas para anunciar el mensaje, de modo que todos los paganos lo oyeran. Y fui librado de la boca del león.</w:t>
+        <w:t xml:space="preserve"> Pero el Señor estuvo a mi lado y me dio fuerzas para anunciar el mensaje, de modo que todos los no judíos lo oyeran. Y fui librado de la boca del león.</w:t>
       </w:r>
     </w:p>
     <w:p>
